--- a/rapports/16_02_2026/AGATHE/coh_EQ4_sup_015201010122.docx
+++ b/rapports/16_02_2026/AGATHE/coh_EQ4_sup_015201010122.docx
@@ -25,7 +25,7 @@
         <w:br/>
         <w:t>Grappe: 015201010122</w:t>
         <w:br/>
-        <w:t>Date: 16/02/2026 a 12:41</w:t>
+        <w:t>Date: 16/02/2026 a 12:58</w:t>
       </w:r>
     </w:p>
     <w:p/>

--- a/rapports/16_02_2026/AGATHE/coh_EQ4_sup_015201010122.docx
+++ b/rapports/16_02_2026/AGATHE/coh_EQ4_sup_015201010122.docx
@@ -25,7 +25,7 @@
         <w:br/>
         <w:t>Grappe: 015201010122</w:t>
         <w:br/>
-        <w:t>Date: 16/02/2026 a 12:58</w:t>
+        <w:t>Date: 16/02/2026 a 13:06</w:t>
       </w:r>
     </w:p>
     <w:p/>
@@ -411,39 +411,7 @@
           </w:tcPr>
           <w:p>
             <w:r>
-              <w:t>8</w:t>
-            </w:r>
-          </w:p>
-        </w:tc>
-      </w:tr>
-      <w:tr>
-        <w:tc>
-          <w:tcPr>
-            <w:tcW w:type="dxa" w:w="3324"/>
-          </w:tcPr>
-          <w:p>
-            <w:r>
-              <w:t>Section11</w:t>
-            </w:r>
-          </w:p>
-        </w:tc>
-        <w:tc>
-          <w:tcPr>
-            <w:tcW w:type="dxa" w:w="3324"/>
-          </w:tcPr>
-          <w:p>
-            <w:r>
-              <w:t>Caracteristiques logement</w:t>
-            </w:r>
-          </w:p>
-        </w:tc>
-        <w:tc>
-          <w:tcPr>
-            <w:tcW w:type="dxa" w:w="3324"/>
-          </w:tcPr>
-          <w:p>
-            <w:r>
-              <w:t>7</w:t>
+              <w:t>6</w:t>
             </w:r>
           </w:p>
         </w:tc>
@@ -475,7 +443,7 @@
           </w:tcPr>
           <w:p>
             <w:r>
-              <w:t>7</w:t>
+              <w:t>6</w:t>
             </w:r>
           </w:p>
         </w:tc>
@@ -508,6 +476,38 @@
           <w:p>
             <w:r>
               <w:t>5</w:t>
+            </w:r>
+          </w:p>
+        </w:tc>
+      </w:tr>
+      <w:tr>
+        <w:tc>
+          <w:tcPr>
+            <w:tcW w:type="dxa" w:w="3324"/>
+          </w:tcPr>
+          <w:p>
+            <w:r>
+              <w:t>Section9f</w:t>
+            </w:r>
+          </w:p>
+        </w:tc>
+        <w:tc>
+          <w:tcPr>
+            <w:tcW w:type="dxa" w:w="3324"/>
+          </w:tcPr>
+          <w:p>
+            <w:r>
+              <w:t>Depenses non-alimentaires - 12 mois</w:t>
+            </w:r>
+          </w:p>
+        </w:tc>
+        <w:tc>
+          <w:tcPr>
+            <w:tcW w:type="dxa" w:w="3324"/>
+          </w:tcPr>
+          <w:p>
+            <w:r>
+              <w:t>4</w:t>
             </w:r>
           </w:p>
         </w:tc>
@@ -944,7 +944,7 @@
         <w:rPr>
           <w:sz w:val="20"/>
         </w:rPr>
-        <w:t>- Attention ! Le prix unitaire d'achat (100 Fcfa) de Arachides fraîches en coques en Verre ( à thé) (taille unique) est relativement élevé par rapport aux autres prix observés dans cette zone. Prière de corriger ou de confirmer avec le QG. Attention ! Le prix unitaire d'achat (25 Fcfa) de Citron en Pièce (Petit) est relativement faible par rapport aux autres prix observés dans cette zone. Prière de corriger ou de confirmer avec le QG. Attention ! Le prix unitaire d'achat (350 Fcfa) de Lait en poudre en Sachets (Petit) est relativement élevé par rapport aux autres prix observés dans cette zone. Prière de corriger ou de confirmer avec le QG. Attention ! Le prix unitaire d'achat (400 Fcfa) de Poireau en Tas (Petit) est relativement élevé par rapport aux autres prix observés dans cette zone. Prière de corriger ou de confirmer avec le QG. Avertissement!! La quantité (3.87 litre) du produit Huile de soja  consommée  par le ménage semble très élevé, prière de corriger ou confirmer avec le QG. Attention ! Le prix unitaire d'achat (666.6667 Fcfa) de Huile de soja  en Litre (taille unique) est relativement faible par rapport aux autres prix observés dans cette zone. Prière de corriger ou de confirmer avec le QG. Avertissement!!! Le ménage a consommé 7 Paquet Petit de Thé en sachet, cette quantité semble anormale pour une consommation des 7 derniers jours.Prière de corriger ou de confirmer avec le QG. Avertissement!! le prix unitaire (100 Fcfa) de Thé en sachet (unité: Paquet) de taille Petit est très faible ou élevé. Prière de corriger ou de confirmer avec le QG. Incohérence!! Dans ce ménage, chaque individus consomme par jour 34.45214 Kg  de cereale; Prière de revoir les quantités prises de ces produits.</w:t>
+        <w:t>- Attention ! Le prix unitaire d'achat (1400 Fcfa) de Lait en poudre en Kg (taille unique) est relativement faible par rapport aux autres prix observés dans cette zone. Prière de corriger ou de confirmer avec le QG. Attention ! Le prix unitaire d'achat (150 Fcfa) de Farine de blé locale ou importée en Sachets (Petit) est relativement élevé par rapport aux autres prix observés dans cette zone. Prière de corriger ou de confirmer avec le QG. Attention ! Le prix unitaire d'achat (25 Fcfa) de Citron en Pièce (Petit) est relativement faible par rapport aux autres prix observés dans cette zone. Prière de corriger ou de confirmer avec le QG. Attention ! Le prix unitaire d'achat (400 Fcfa) de Poireau en Tas (Petit) est relativement élevé par rapport aux autres prix observés dans cette zone. Prière de corriger ou de confirmer avec le QG. Attention ! Le prix unitaire d'achat (50 Fcfa) de Patate douce en Pièce (Petit) est relativement faible par rapport aux autres prix observés dans cette zone. Prière de corriger ou de confirmer avec le QG. Avertissement!! La quantité (3.87 litre) du produit Huile de soja  consommée  par le ménage semble très élevé, prière de corriger ou confirmer avec le QG. Attention ! Le prix unitaire d'achat (666.6667 Fcfa) de Huile de soja  en Litre (taille unique) est relativement faible par rapport aux autres prix observés dans cette zone. Prière de corriger ou de confirmer avec le QG. Attention ! Soupçons de quantité anormale! Le ménage de CHEIKHOU SOW avec une taille de 6 personnes a consommé 3.87 Litre en taille unique de Huile de soja  qui est relativement élevé comme consommation par rapport à la condition de vie des autres ménages de même taille dans cette zone. Prière de corriger ou de confirmer avec le QG. Avertissement!!! Le ménage a consommé 7 Paquet Petit de Thé en sachet, cette quantité semble anormale pour une consommation des 7 derniers jours.Prière de corriger ou de confirmer avec le QG. Avertissement!! le prix unitaire (100 Fcfa) de Thé en sachet (unité: Paquet) de taille Petit est très faible ou élevé. Prière de corriger ou de confirmer avec le QG. Incohérence!! Dans ce ménage, chaque individus consomme par jour 64.69905 Kg  de cereale; Prière de revoir les quantités prises de ces produits. Attention ! Soupçons de quantité anormale! Le ménage de CHEIKHOU SOW avec une taille de 6 personnes a consommé 29 Kg en taille unique de Riz local fumé (malo-woussou) qui est relativement élevé comme consommation par rapport à la condition de vie des autres ménages de même taille dans cette zone. Prière de corriger ou de confirmer avec le QG.</w:t>
       </w:r>
     </w:p>
     <w:p>
@@ -1427,11 +1427,7 @@
         <w:rPr>
           <w:sz w:val="20"/>
         </w:rPr>
-        <w:t xml:space="preserve">- Incoherence! Le père de NDEYE BEYE est trop jeune ou vieux pour avoir NDEYE BEYE selon l'écart (71) d'âge entre lui et son père, prière de revoir l'âge de NDEYE BEYE ou de son père. Dans le cas contraire rassurez vous que c'est bien son fils/fille biologique. </w:t>
-        <w:br/>
-        <w:t xml:space="preserve">- Les informations sur l'acte de naissance (ni Jours, ni mois et ni années) de  ALIMA BEYE 1  manquent, s'il vous plait pouvez-vous fournir d'effort pour avoir ces informations. </w:t>
-        <w:br/>
-        <w:t>- Les informations sur l'acte de naissance (ni Jours, ni mois et ni années) de  OUSMANE BEYE  manquent, s'il vous plait pouvez-vous fournir d'effort pour avoir ces informations.</w:t>
+        <w:t>- Incoherence! Le père de NDEYE BEYE est trop jeune ou vieux pour avoir NDEYE BEYE selon l'écart (71) d'âge entre lui et son père, prière de revoir l'âge de NDEYE BEYE ou de son père. Dans le cas contraire rassurez vous que c'est bien son fils/fille biologique.</w:t>
       </w:r>
     </w:p>
     <w:p>
@@ -1499,33 +1495,7 @@
         <w:rPr>
           <w:sz w:val="20"/>
         </w:rPr>
-        <w:t xml:space="preserve">- || </w:t>
-        <w:br/>
-        <w:t xml:space="preserve">- </w:t>
-        <w:br/>
-        <w:t xml:space="preserve">- </w:t>
-        <w:br/>
-        <w:t xml:space="preserve">- </w:t>
-        <w:br/>
-        <w:t xml:space="preserve">- </w:t>
-        <w:br/>
-        <w:t xml:space="preserve">- </w:t>
-        <w:br/>
-        <w:t xml:space="preserve">- </w:t>
-        <w:br/>
-        <w:t xml:space="preserve">- </w:t>
-        <w:br/>
-        <w:t xml:space="preserve">- </w:t>
-        <w:br/>
-        <w:t xml:space="preserve">- </w:t>
-        <w:br/>
-        <w:t xml:space="preserve">- </w:t>
-        <w:br/>
-        <w:t xml:space="preserve">- </w:t>
-        <w:br/>
-        <w:t xml:space="preserve">- </w:t>
-        <w:br/>
-        <w:t>- Le montant(16500 FCFA) des dépenses pour chaque visite prénatale de THIORO MBAYE semble faible (voir nul) ou élevé, prière de corriger. Avertissement!!! Selon vos informations, aucun membre de ce ménage n'a eu de problème de santé au cours des 12 derniers mois. Veuillez revoir la section santé de ce ménage.</w:t>
+        <w:t>- Le montant(16500 FCFA) des dépenses pour chaque visite prénatale de THIORO MBAYE semble faible (voir nul) ou élevé, prière de corriger.</w:t>
       </w:r>
     </w:p>
     <w:p>
@@ -1598,7 +1568,7 @@
         <w:rPr>
           <w:sz w:val="20"/>
         </w:rPr>
-        <w:t>- Attention ! Le prix unitaire d'achat (2800 Fcfa) de Pâte d'arachide en Kg (taille unique) est relativement élevé par rapport aux autres prix observés dans cette zone. Prière de corriger ou de confirmer avec le QG. Attention ! Le prix unitaire d'achat (700 Fcfa) de Sucre en poudre  en Kg (taille unique) est relativement élevé par rapport aux autres prix observés dans cette zone. Prière de corriger ou de confirmer avec le QG. Avertissement!! La quantité (8.5 litre) du produit Huile de palme raffinée consommée  par le ménage semble très élevé, prière de corriger ou confirmer avec le QG. Attention ! Le prix unitaire d'achat (100 Fcfa) de Huile de palme raffinée en Litre (taille unique) est relativement faible par rapport aux autres prix observés dans cette zone. Prière de corriger ou de confirmer avec le QG. Avertissement!!! Le ménage a consommé 8 Pièce Moyen de Mâchoiron séchée (Kon), cette quantité semble anormale pour une consommation des 7 derniers jours.Prière de corriger ou de confirmer avec le QG.</w:t>
+        <w:t>- Avertissement!! La quantité (8.5 litre) du produit Huile de palme raffinée consommée  par le ménage semble très élevé, prière de corriger ou confirmer avec le QG. Avertissement!!! Le ménage a consommé 8 Pièce Moyen de Mâchoiron séchée (Kon), cette quantité semble anormale pour une consommation des 7 derniers jours.Prière de corriger ou de confirmer avec le QG.</w:t>
       </w:r>
     </w:p>
     <w:p>
@@ -2114,7 +2084,7 @@
         </w:rPr>
         <w:t xml:space="preserve">- Attention! le nombre d'heure que AISSATA CAMARA a travaillé par jour semble être inferieur à 4, veuillez s'il vous plait confirmer cette information avec le QG. </w:t>
         <w:br/>
-        <w:t>- Avertissement!!! MAGUETTE OUMOU DIOP est un Analystes, gestion et organisation qui travaille dans Entreprise Privée et a declaré comme catégorie socioprofessionnelle Ouvrier ou employé qualifié , prière de vérifier cette information de catégorie socioprofessionnelle auprès de l'enquêté (e) ou confirmer avec le QG.</w:t>
+        <w:t>- Avertissement!!! MAGUETTE OUMOU DIOP est un Secrétaires (fonctions générales) qui travaille dans Entreprise Privée et a declaré comme catégorie socioprofessionnelle Ouvrier ou employé qualifié , prière de vérifier cette information de catégorie socioprofessionnelle auprès de l'enquêté (e) ou confirmer avec le QG.</w:t>
       </w:r>
     </w:p>
     <w:p>
@@ -2135,28 +2105,7 @@
         <w:rPr>
           <w:sz w:val="20"/>
         </w:rPr>
-        <w:t>- Attention ! Le prix unitaire d'achat (1000 Fcfa) de Salade (laitue) en Tas (Moyen) est relativement élevé par rapport aux autres prix observés dans cette zone. Prière de corriger ou de confirmer avec le QG. Attention ! Le prix unitaire d'achat (200 Fcfa) de Feuilles de patate en Sachets (Tres petit) est relativement élevé par rapport aux autres prix observés dans cette zone. Prière de corriger ou de confirmer avec le QG. Attention ! Le prix unitaire d'achat (200 Fcfa) de Spaghettis en Sachets industriel (Tres petit) est relativement faible par rapport aux autres prix observés dans cette zone. Prière de corriger ou de confirmer avec le QG. Attention ! Le prix unitaire d'achat (2800 Fcfa) de Pâte d'arachide en Kg (taille unique) est relativement élevé par rapport aux autres prix observés dans cette zone. Prière de corriger ou de confirmer avec le QG. Attention ! Le prix unitaire d'achat (300 Fcfa) de Concentré de tomate en Sachets industriel (Petit) est relativement élevé par rapport aux autres prix observés dans cette zone. Prière de corriger ou de confirmer avec le QG. Attention ! Le prix unitaire d'achat (300 Fcfa) de Silure séché en Morceau (Portion) (Tres petit) est relativement élevé par rapport aux autres prix observés dans cette zone. Prière de corriger ou de confirmer avec le QG. Attention ! Soupçons de quantité anormale! Le ménage de AISSATA CAMARA avec une taille de 5 personnes a consommé 4 Kg en taille unique de Sucre en poudre  qui est relativement élevé comme consommation par rapport à la condition de vie des autres ménages de même taille dans cette zone. Prière de corriger ou de confirmer avec le QG. Avertissement!! La quantité (4.72 litre) du produit Huile de palme raffinée consommée  par le ménage semble très élevé, prière de corriger ou confirmer avec le QG. Attention ! Soupçons de quantité anormale! Le ménage de AISSATA CAMARA avec une taille de 5 personnes a consommé 4.72 Litre en taille unique de Huile de palme raffinée qui est relativement élevé comme consommation par rapport à la condition de vie des autres ménages de même taille dans cette zone. Prière de corriger ou de confirmer avec le QG. Avertissement!!! Le ménage a consommé 10 Cuillère Petit de Chocolat pâte à tartiner, cette quantité semble anormale pour une consommation des 7 derniers jours.Prière de corriger ou de confirmer avec le QG.</w:t>
-      </w:r>
-    </w:p>
-    <w:p>
-      <w:r>
-        <w:rPr>
-          <w:b/>
-          <w:color w:val="4672C4"/>
-          <w:sz w:val="22"/>
-        </w:rPr>
-        <w:t>&gt;&gt; Section9c - Depenses non-alimentaires - 30 jours</w:t>
-      </w:r>
-    </w:p>
-    <w:p>
-      <w:pPr>
-        <w:ind w:left="283"/>
-      </w:pPr>
-      <w:r>
-        <w:rPr>
-          <w:sz w:val="20"/>
-        </w:rPr>
-        <w:t>- La dernière fois que vous avez acheté Salaire du personnel de maison (gardien, boy, chauffeur, cuisinier, etc. ) est ménagère et semble exister dans les modalités, prière de prendre attache avec le QG pour plus d'explication afin de la classer bien.</w:t>
+        <w:t>- Attention ! Le prix unitaire d'achat (200 Fcfa) de Feuilles de patate en Sachets (Tres petit) est relativement élevé par rapport aux autres prix observés dans cette zone. Prière de corriger ou de confirmer avec le QG. Attention ! Le prix unitaire d'achat (200 Fcfa) de Spaghettis en Sachets industriel (Tres petit) est relativement faible par rapport aux autres prix observés dans cette zone. Prière de corriger ou de confirmer avec le QG. Attention ! Le prix unitaire d'achat (300 Fcfa) de Concentré de tomate en Sachets industriel (Petit) est relativement élevé par rapport aux autres prix observés dans cette zone. Prière de corriger ou de confirmer avec le QG. Attention ! Le prix unitaire d'achat (300 Fcfa) de Silure séché en Morceau (Portion) (Tres petit) est relativement élevé par rapport aux autres prix observés dans cette zone. Prière de corriger ou de confirmer avec le QG. Attention ! Le prix unitaire d'achat (50 Fcfa) de Escargots en Morceau (Portion) (Tres petit) est relativement faible par rapport aux autres prix observés dans cette zone. Prière de corriger ou de confirmer avec le QG. Attention ! Soupçons de quantité anormale! Le ménage de AISSATA CAMARA avec une taille de 5 personnes a consommé .6 Kg en taille unique de Niébé/Haricots secs qui est relativement élevé comme consommation par rapport à la condition de vie des autres ménages de même taille dans cette zone. Prière de corriger ou de confirmer avec le QG. Attention ! Soupçons de quantité anormale! Le ménage de AISSATA CAMARA avec une taille de 5 personnes a consommé 3 Pièce en Moyen de Pastèque qui est relativement élevé comme consommation par rapport à la condition de vie des autres ménages de même taille dans cette zone. Prière de corriger ou de confirmer avec le QG. Avertissement!! La quantité (4.72 litre) du produit Huile de palme raffinée consommée  par le ménage semble très élevé, prière de corriger ou confirmer avec le QG. Attention ! Soupçons de quantité anormale! Le ménage de AISSATA CAMARA avec une taille de 5 personnes a consommé 4.72 Litre en taille unique de Huile de palme raffinée qui est relativement élevé comme consommation par rapport à la condition de vie des autres ménages de même taille dans cette zone. Prière de corriger ou de confirmer avec le QG. Avertissement!!! Le ménage a consommé 10 Cuillère Petit de Chocolat pâte à tartiner, cette quantité semble anormale pour une consommation des 7 derniers jours.Prière de corriger ou de confirmer avec le QG.</w:t>
       </w:r>
     </w:p>
     <w:p>
@@ -2685,7 +2634,7 @@
         <w:rPr>
           <w:sz w:val="20"/>
         </w:rPr>
-        <w:t>- Attention ! Le prix unitaire d'achat (350 Fcfa) de Lait en poudre en Sachets (Petit) est relativement élevé par rapport aux autres prix observés dans cette zone. Prière de corriger ou de confirmer avec le QG. Attention ! Soupçons de quantité anormale! Le ménage de DJIBRIL DIENG avec une taille de 2 personnes a consommé 1.5 Kg en taille unique de Sucre en poudre  qui est relativement élevé comme consommation par rapport à la condition de vie des autres ménages de même taille dans cette zone. Prière de corriger ou de confirmer avec le QG. Avertissement!!! Le ménage a consommé 7 Paquet Tres petit de Thé en sachet, cette quantité semble anormale pour une consommation des 7 derniers jours.Prière de corriger ou de confirmer avec le QG. Avertissement!! le prix unitaire (100 Fcfa) de Thé en sachet (unité: Paquet) de taille Tres petit est très faible ou élevé. Prière de corriger ou de confirmer avec le QG.</w:t>
+        <w:t>- Attention ! Le prix unitaire d'achat (1400 Fcfa) de Lait en poudre en Kg (taille unique) est relativement faible par rapport aux autres prix observés dans cette zone. Prière de corriger ou de confirmer avec le QG. Avertissement!!! Le ménage a consommé 7 Paquet Tres petit de Thé en sachet, cette quantité semble anormale pour une consommation des 7 derniers jours.Prière de corriger ou de confirmer avec le QG. Avertissement!! le prix unitaire (100 Fcfa) de Thé en sachet (unité: Paquet) de taille Tres petit est très faible ou élevé. Prière de corriger ou de confirmer avec le QG.</w:t>
       </w:r>
     </w:p>
     <w:p>
@@ -3126,9 +3075,7 @@
         <w:rPr>
           <w:sz w:val="20"/>
         </w:rPr>
-        <w:t xml:space="preserve">- La raison principale pour laquelle que MAMADOU LAMINE FATY est venu vivre dans cette localité est déménagé dans la concession de son père et semble exister dans les modalités, prière de prendre attache avec le QG pour plus d'explication afin de la classer bien. Attention ! Le montant (5000 Fcfa) dépensé ou reçu en cadeau pour les cartes prépayées, les transferts de crédit et les abonnements de  MAMADOU LAMINE FATY est relativement élevé par rapport aux autres montants depansés observés dans cette zone. Prière de corriger ou de confirmer avec le QG. </w:t>
-        <w:br/>
-        <w:t>- Les informations sur l'acte de naissance (ni Jours, ni mois et ni années) de  FATOU BADIANE  manquent, s'il vous plait pouvez-vous fournir d'effort pour avoir ces informations.  Avertissement!!!  FATOU BADIANE  possède un téléphone android mais dit n'avoir pas accès à l'internet, prière de confirmer cette information avec le QG ou la corriger. La raison principale pour laquelle que FATOU BADIANE est venu vivre dans cette localité est DEMENAGE DANS LA PROPRE  CONCESSION  DE SON MARI et semble exister dans les modalités, prière de prendre attache avec le QG pour plus d'explication afin de la classer bien.</w:t>
+        <w:t>- Les informations sur l'acte de naissance (ni Jours, ni mois et ni années) de  FATOU BADIANE  manquent, s'il vous plait pouvez-vous fournir d'effort pour avoir ces informations.  Avertissement!!!  FATOU BADIANE  possède un téléphone android mais dit n'avoir pas accès à l'internet, prière de confirmer cette information avec le QG ou la corriger.</w:t>
       </w:r>
     </w:p>
     <w:p>
@@ -3200,7 +3147,9 @@
         </w:rPr>
         <w:t xml:space="preserve">- Avertissement! FATOU BADIANE n'a consacré aucune heure pour aucun des travaux du ménage, prière de regarder les réponses prises dans les questions (s04q01 s04q02 s04q03 s04q04 s04q05 s04q06 s04q07 s04q08). </w:t>
         <w:br/>
-        <w:t>- Avertissement! MARIAMA GOUDIABY n'a consacré aucune heure pour aucun des travaux du ménage, prière de regarder les réponses prises dans les questions (s04q01 s04q02 s04q03 s04q04 s04q05 s04q06 s04q07 s04q08).  La raison pourquoi MARIAMA GOUDIABY n'a pas travaillé au cours des 7 derniers jours est en voyage en casamance pour  des ceremonies et semble avoir un emploi ou exister dans les modalités, prière de de bien regarder l'emploi MARIAMA GOUDIABY  ou de prendre attache avec le QG pour plus d'explication afin de la classer bien.</w:t>
+        <w:t xml:space="preserve">- Avertissement! MARIAMA GOUDIABY n'a consacré aucune heure pour aucun des travaux du ménage, prière de regarder les réponses prises dans les questions (s04q01 s04q02 s04q03 s04q04 s04q05 s04q06 s04q07 s04q08). </w:t>
+        <w:br/>
+        <w:t>- Avertissement! Nombre d'heure que MAMADOU LAMINE FATY a consacré à son emploi au cours des 7 derniers jours est trop élevé, veuillez revoir s'il vous plait ou confirmer cette information avec le QG.</w:t>
       </w:r>
     </w:p>
     <w:p>
@@ -3265,7 +3214,7 @@
         <w:rPr>
           <w:sz w:val="20"/>
         </w:rPr>
-        <w:t>- Avertissement!!! Le ménage a consommé 0.1 Sachets Petit de Poireau, cette quantité semble anormale pour une consommation des 7 derniers jours. prière de corriger ou de confirmer avec le QG. Attention ! Le prix unitaire d'achat (500 Fcfa) de Poireau en Sachets (Petit) est relativement élevé par rapport aux autres prix observés dans cette zone. Prière de corriger ou de confirmer avec le QG. Avertissement!!! Le ménage a consommé 4 Verre ( à thé) taille unique de Thé en sachet, cette quantité semble anormale pour une consommation des 7 derniers jours.Les ménages consomment géneralement en sachet ou en paquet, prière de corriger ou de confirmer avec le QG. Incohérence!! Dans ce ménage, chaque individus consomme par jour 13.21479 Kg  de cereale; Prière de revoir les quantités prises de ces produits.</w:t>
+        <w:t>- Attention ! Le prix unitaire d'achat (200 Fcfa) de Patate douce en Pièce (Moyen) est relativement élevé par rapport aux autres prix observés dans cette zone. Prière de corriger ou de confirmer avec le QG. Avertissement!!! Le ménage a consommé 4 Verre ( à thé) taille unique de Thé en sachet, cette quantité semble anormale pour une consommation des 7 derniers jours.Les ménages consomment géneralement en sachet ou en paquet, prière de corriger ou de confirmer avec le QG. Incohérence!! Dans ce ménage, chaque individus consomme par jour 23.36067 Kg  de cereale; Prière de revoir les quantités prises de ces produits.</w:t>
       </w:r>
     </w:p>
     <w:p>
@@ -3307,9 +3256,7 @@
         <w:rPr>
           <w:sz w:val="20"/>
         </w:rPr>
-        <w:t xml:space="preserve">- La dernière fois que vous avez acheté Frais de blanchiment des vêtements, linge, etc. (Pressing) est á domilcile et semble exister dans les modalités, prière de prendre attache avec le QG pour plus d'explication afin de la classer bien. </w:t>
-        <w:br/>
-        <w:t>- Peu plausible! le montant de la dépense pour Essence pour véhicule semble trop élevé.Veuillez, s'il vous plaît, confirmer cette information avec le QG ou la corriger.</w:t>
+        <w:t>- La dernière fois que vous avez acheté Frais de blanchiment des vêtements, linge, etc. (Pressing) est á domilcile et semble exister dans les modalités, prière de prendre attache avec le QG pour plus d'explication afin de la classer bien.</w:t>
       </w:r>
     </w:p>
     <w:p>
@@ -3351,7 +3298,7 @@
         <w:rPr>
           <w:sz w:val="20"/>
         </w:rPr>
-        <w:t>- Le montant de la dernière facture d'eau avec la périodicité ne peut pas être égale à 0 ou est trop élevé, veuillez revoir la question s11q23a s'il vous plait.  Le statut d'occupation actuel du ménage est coproprietaire et semble exister dans les modalités, prière de prendre attache avec le QG pour plus d'explication afin de la classer bien.</w:t>
+        <w:t>- Le montant de la dernière facture d'eau avec la périodicité ne peut pas être égale à 0 ou est trop élevé, veuillez revoir la question s11q23a s'il vous plait.</w:t>
       </w:r>
     </w:p>
     <w:p>
@@ -3372,8 +3319,6 @@
         <w:rPr>
           <w:sz w:val="20"/>
         </w:rPr>
-        <w:t xml:space="preserve">- Attention ! Fer à repasser à charbon a été revendu à 5000 Fcfa qui est relativement élevé par rapport aux autres prix de revente observés dans cette zone. Prière de corriger ou de confirmer avec le QG. </w:t>
-        <w:br/>
         <w:t>- Attention ! Tablette a été achété à 150000 Fcfa est relativement élevé par rapport aux autres prix d'achat observés dans cette zone. Prière de corriger ou de confirmer avec le QG. Attention ! Tablette a été revendu à 125000 Fcfa qui est relativement élevé par rapport aux autres prix de revente observés dans cette zone. Prière de corriger ou de confirmer avec le QG.</w:t>
       </w:r>
     </w:p>
@@ -3395,8 +3340,6 @@
         <w:rPr>
           <w:sz w:val="20"/>
         </w:rPr>
-        <w:t xml:space="preserve">- L'enquêteur prière de fournir d'effort pour avoir le niveau d'étude et l'âge de celui qui a béneficié de l'argent dans la section 13b (Transfert emis). L'âge du béneficiaire d'argent dans la section 13b (Transfert emis) semble incoherent voir élévé, prière de verifier ou corriger. </w:t>
-        <w:br/>
         <w:t>- L'enquêteur prière de fournir d'effort pour avoir le niveau d'étude et l'âge de celui qui a béneficié de l'argent dans la section 13b (Transfert emis). L'âge du béneficiaire d'argent dans la section 13b (Transfert emis) semble incoherent voir élévé, prière de verifier ou corriger.</w:t>
       </w:r>
     </w:p>
@@ -3481,7 +3424,7 @@
         <w:rPr>
           <w:sz w:val="20"/>
         </w:rPr>
-        <w:t>- Avertissement!! Le nombre (24)  de Abreuvoir / Mangeoire est élevé, prière de corriger ou confirmer avec le QG.</w:t>
+        <w:t>- Avertissement!! Le nombre (14)  de Abreuvoir / Mangeoire est élevé, prière de corriger ou confirmer avec le QG.</w:t>
       </w:r>
     </w:p>
     <w:p>
@@ -3831,29 +3774,6 @@
           <w:color w:val="4672C4"/>
           <w:sz w:val="22"/>
         </w:rPr>
-        <w:t>&gt;&gt; Section3 - Sante</w:t>
-      </w:r>
-    </w:p>
-    <w:p>
-      <w:pPr>
-        <w:ind w:left="283"/>
-      </w:pPr>
-      <w:r>
-        <w:rPr>
-          <w:sz w:val="20"/>
-        </w:rPr>
-        <w:t xml:space="preserve">- || </w:t>
-        <w:br/>
-        <w:t>- Avertissement!!! Selon vos informations, aucun membre de ce ménage n'a eu de problème de santé au cours des 12 derniers mois. Veuillez revoir la section santé de ce ménage.</w:t>
-      </w:r>
-    </w:p>
-    <w:p>
-      <w:r>
-        <w:rPr>
-          <w:b/>
-          <w:color w:val="4672C4"/>
-          <w:sz w:val="22"/>
-        </w:rPr>
         <w:t>&gt;&gt; Section7b - Consommation alimentaire - 7 jours</w:t>
       </w:r>
     </w:p>
@@ -3865,7 +3785,7 @@
         <w:rPr>
           <w:sz w:val="20"/>
         </w:rPr>
-        <w:t>- Attention ! Le prix unitaire d'achat (400 Fcfa) de Poisson frais type 9 en Tas (Petit) est relativement faible par rapport aux autres prix observés dans cette zone. Prière de corriger ou de confirmer avec le QG. Attention ! Soupçons de quantité anormale! Le ménage de LAMINE NGINGUE avec une taille de 3 personnes a consommé 1.75 Litre en taille unique de Huile de palme raffinée qui est relativement élevé comme consommation par rapport à la condition de vie des autres ménages de même taille dans cette zone. Prière de corriger ou de confirmer avec le QG. Avertissement!! le prix unitaire (150 Fcfa) de Thé en sachet (unité: Sachets) de taille Tres petit est très faible ou élevé. Prière de corriger ou de confirmer avec le QG. Avertissement!!! Le ménage a consommé 0.12 Kg taille unique de Carpe séchée, cette quantité semble anormale pour une consommation des 7 derniers jours. prière de corriger ou de confirmer avec le QG. Attention ! Soupçons de quantité anormale! Le ménage de LAMINE NGINGUE avec une taille de 3 personnes a consommé .12 Kg en taille unique de Carpe séchée qui est relativement élevé comme consommation par rapport à la condition de vie des autres ménages de même taille dans cette zone. Prière de corriger ou de confirmer avec le QG. Incohérence!! Dans ce ménage, chaque individus consomme par jour .6190476 Kg  de cereale; Prière de revoir les quantités prises de ces produits. Incohérence!! Dans ce ménage, chaque individus consomme par jour .6190476 Kg  de cereale; Prière de revoir les quantités prises de ces produits. Incohérence!! Dans ce ménage, chaque individus consomme par jour .6190476 Kg  de cereale; Prière de revoir les quantités prises de ces produits.</w:t>
+        <w:t>- Attention ! Le prix unitaire d'achat (300 Fcfa) de Café moulu en Sachets (Petit) est relativement élevé par rapport aux autres prix observés dans cette zone. Prière de corriger ou de confirmer avec le QG. Avertissement!! le prix unitaire (150 Fcfa) de Thé en sachet (unité: Sachets) de taille Tres petit est très faible ou élevé. Prière de corriger ou de confirmer avec le QG. Avertissement!!! Le ménage a consommé 0.12 Kg taille unique de Carpe séchée, cette quantité semble anormale pour une consommation des 7 derniers jours. prière de corriger ou de confirmer avec le QG. Attention ! Soupçons de quantité anormale! Le ménage de LAMINE NGINGUE avec une taille de 3 personnes a consommé .12 Kg en taille unique de Carpe séchée qui est relativement élevé comme consommation par rapport à la condition de vie des autres ménages de même taille dans cette zone. Prière de corriger ou de confirmer avec le QG. Incohérence!! Dans ce ménage, chaque individus consomme par jour 1.119048 Kg  de cereale; Prière de revoir les quantités prises de ces produits. Incohérence!! Dans ce ménage, chaque individus consomme par jour 1.119048 Kg  de cereale; Prière de revoir les quantités prises de ces produits. Incohérence!! Dans ce ménage, chaque individus consomme par jour 1.119048 Kg  de cereale; Prière de revoir les quantités prises de ces produits.</w:t>
       </w:r>
     </w:p>
     <w:p>
@@ -4362,28 +4282,7 @@
         <w:rPr>
           <w:sz w:val="20"/>
         </w:rPr>
-        <w:t>- Attention ! Le prix unitaire d'achat (1000 Fcfa) de Tomate fraîche en Sachets (Petit) est relativement élevé par rapport aux autres prix observés dans cette zone. Prière de corriger ou de confirmer avec le QG. Attention ! Le prix unitaire d'achat (25 Fcfa) de Citron en Pièce (Petit) est relativement faible par rapport aux autres prix observés dans cette zone. Prière de corriger ou de confirmer avec le QG. Attention ! Le prix unitaire d'achat (25 Fcfa) de Piment frais en Pièce (Petit) est relativement faible par rapport aux autres prix observés dans cette zone. Prière de corriger ou de confirmer avec le QG. Attention ! Le prix unitaire d'achat (50 Fcfa) de Carotte en Pièce (Petit) est relativement faible par rapport aux autres prix observés dans cette zone. Prière de corriger ou de confirmer avec le QG. Attention ! Le prix unitaire d'achat (50 Fcfa) de Gombo frais en Tas (Petit) est relativement faible par rapport aux autres prix observés dans cette zone. Prière de corriger ou de confirmer avec le QG. Attention ! Le prix unitaire d'achat (700 Fcfa) de Pastèque en Pièce (Moyen) est relativement faible par rapport aux autres prix observés dans cette zone. Prière de corriger ou de confirmer avec le QG. Attention ! Soupçons de quantité anormale! Le ménage de COUMBA DIENE avec une taille de 7 personnes a consommé 6 Sachets en Petit de Tamarin noir qui est relativement élevé comme consommation par rapport à la condition de vie des autres ménages de même taille dans cette zone. Prière de corriger ou de confirmer avec le QG. Attention ! Soupçons de quantité anormale! Le ménage de COUMBA DIENE avec une taille de 7 personnes a consommé 7 Morceau (Portion) en Petit de Choux qui est relativement élevé comme consommation par rapport à la condition de vie des autres ménages de même taille dans cette zone. Prière de corriger ou de confirmer avec le QG. Attention ! Soupçons de quantité anormale! Le ménage de COUMBA DIENE avec une taille de 7 personnes a consommé 7 Pièce en Petit de Aubergine sauvage  qui est relativement élevé comme consommation par rapport à la condition de vie des autres ménages de même taille dans cette zone. Prière de corriger ou de confirmer avec le QG. Attention ! Soupçons de quantité anormale! Le ménage de COUMBA DIENE avec une taille de 7 personnes a consommé 8 Sachets en Petit de Concentré de tomate qui est relativement élevé comme consommation par rapport à la condition de vie des autres ménages de même taille dans cette zone. Prière de corriger ou de confirmer avec le QG. Avertissement!! La quantité (3.99 litre) du produit Huile de soja  consommée  par le ménage semble très élevé, prière de corriger ou confirmer avec le QG. Attention ! Le prix unitaire d'achat (533.3333 Fcfa) de Huile de soja  en Litre (taille unique) est relativement faible par rapport aux autres prix observés dans cette zone. Prière de corriger ou de confirmer avec le QG. Incohérence!! Dans ce ménage, chaque individus consomme par jour 34.66776 Kg  de cereale; Prière de revoir les quantités prises de ces produits.</w:t>
-      </w:r>
-    </w:p>
-    <w:p>
-      <w:r>
-        <w:rPr>
-          <w:b/>
-          <w:color w:val="4672C4"/>
-          <w:sz w:val="22"/>
-        </w:rPr>
-        <w:t>&gt;&gt; Section9c - Depenses non-alimentaires - 30 jours</w:t>
-      </w:r>
-    </w:p>
-    <w:p>
-      <w:pPr>
-        <w:ind w:left="283"/>
-      </w:pPr>
-      <w:r>
-        <w:rPr>
-          <w:sz w:val="20"/>
-        </w:rPr>
-        <w:t>- Peu plausible! le montant de la dépense pour  Frais de mouture des céréales semble trop élevé. Veuillez, s'il vous plaît, confirmer cette information avec le QG ou la corriger.</w:t>
+        <w:t>- Attention ! Le prix unitaire d'achat (25 Fcfa) de Citron en Pièce (Petit) est relativement faible par rapport aux autres prix observés dans cette zone. Prière de corriger ou de confirmer avec le QG. Attention ! Le prix unitaire d'achat (25 Fcfa) de Piment frais en Pièce (Petit) est relativement faible par rapport aux autres prix observés dans cette zone. Prière de corriger ou de confirmer avec le QG. Attention ! Le prix unitaire d'achat (300 Fcfa) de Boissons énergisantes (cody's, 3X, rinho, doppel, okalamar, etc.) en Bouteille 33cl (taille unique) est relativement faible par rapport aux autres prix observés dans cette zone. Prière de corriger ou de confirmer avec le QG. Attention ! Le prix unitaire d'achat (50 Fcfa) de Ail en Gousse (Moyen) est relativement faible par rapport aux autres prix observés dans cette zone. Prière de corriger ou de confirmer avec le QG. Attention ! Le prix unitaire d'achat (50 Fcfa) de Carotte en Pièce (Petit) est relativement faible par rapport aux autres prix observés dans cette zone. Prière de corriger ou de confirmer avec le QG. Attention ! Le prix unitaire d'achat (50 Fcfa) de Gombo frais en Tas (Petit) est relativement faible par rapport aux autres prix observés dans cette zone. Prière de corriger ou de confirmer avec le QG. Attention ! Le prix unitaire d'achat (50 Fcfa) de Patate douce en Pièce (Petit) est relativement faible par rapport aux autres prix observés dans cette zone. Prière de corriger ou de confirmer avec le QG. Attention ! Soupçons de quantité anormale! Le ménage de COUMBA DIENE avec une taille de 7 personnes a consommé 5 Pièce en Grand de Pastèque qui est relativement élevé comme consommation par rapport à la condition de vie des autres ménages de même taille dans cette zone. Prière de corriger ou de confirmer avec le QG. Attention ! Soupçons de quantité anormale! Le ménage de COUMBA DIENE avec une taille de 7 personnes a consommé 7 Morceau (Portion) en Petit de Choux qui est relativement élevé comme consommation par rapport à la condition de vie des autres ménages de même taille dans cette zone. Prière de corriger ou de confirmer avec le QG. Attention ! Soupçons de quantité anormale! Le ménage de COUMBA DIENE avec une taille de 7 personnes a consommé 7 Morceau (Portion) en Petit de Silure séché qui est relativement élevé comme consommation par rapport à la condition de vie des autres ménages de même taille dans cette zone. Prière de corriger ou de confirmer avec le QG. Attention ! Soupçons de quantité anormale! Le ménage de COUMBA DIENE avec une taille de 7 personnes a consommé 7 Sachets en Petit de Feuilles de  Haricot qui est relativement élevé comme consommation par rapport à la condition de vie des autres ménages de même taille dans cette zone. Prière de corriger ou de confirmer avec le QG. Attention ! Soupçons de quantité anormale! Le ménage de COUMBA DIENE avec une taille de 7 personnes a consommé 8 Sachets en Petit de Concentré de tomate qui est relativement élevé comme consommation par rapport à la condition de vie des autres ménages de même taille dans cette zone. Prière de corriger ou de confirmer avec le QG. Avertissement!! La quantité (3.99 litre) du produit Huile de soja  consommée  par le ménage semble très élevé, prière de corriger ou confirmer avec le QG. Attention ! Le prix unitaire d'achat (533.3333 Fcfa) de Huile de soja  en Litre (taille unique) est relativement faible par rapport aux autres prix observés dans cette zone. Prière de corriger ou de confirmer avec le QG. Incohérence!! Dans ce ménage, chaque individus consomme par jour 56.22572 Kg  de cereale; Prière de revoir les quantités prises de ces produits.</w:t>
       </w:r>
     </w:p>
     <w:p>
@@ -4426,27 +4325,6 @@
           <w:sz w:val="20"/>
         </w:rPr>
         <w:t>- La section 16 du ménage de COUMBA DIENE n'est pas renseigné, prière de renseigner.</w:t>
-      </w:r>
-    </w:p>
-    <w:p>
-      <w:r>
-        <w:rPr>
-          <w:b/>
-          <w:color w:val="4672C4"/>
-          <w:sz w:val="22"/>
-        </w:rPr>
-        <w:t>&gt;&gt; Section19 - Equipements agricoles</w:t>
-      </w:r>
-    </w:p>
-    <w:p>
-      <w:pPr>
-        <w:ind w:left="283"/>
-      </w:pPr>
-      <w:r>
-        <w:rPr>
-          <w:sz w:val="20"/>
-        </w:rPr>
-        <w:t>- Incohérence!! Le prix de revente de Abreuvoir / Mangeoire dans cette section 19 ne doit pas être égal 0 même si le ménage l'a reçu en cadeau prière de leurs aider à faire une estimation.</w:t>
       </w:r>
     </w:p>
     <w:p>
@@ -4792,39 +4670,6 @@
           <w:color w:val="4672C4"/>
           <w:sz w:val="22"/>
         </w:rPr>
-        <w:t>&gt;&gt; Section1 - Caracteristiques des membres</w:t>
-      </w:r>
-    </w:p>
-    <w:p>
-      <w:pPr>
-        <w:ind w:left="283"/>
-      </w:pPr>
-      <w:r>
-        <w:rPr>
-          <w:sz w:val="20"/>
-        </w:rPr>
-        <w:t xml:space="preserve">- Attention ! Vous avez déclaré en s01q00 que le répondant est la personne elle-même, or ALIOUNE BADARA FAYE est trop jeune (8 ans) pour fournir des informations correctes. Prière de refaire la section 1 pour ALIOUNE BADARA FAYE en demandant à un adulte de répondre aux questions à sa place. </w:t>
-        <w:br/>
-        <w:t xml:space="preserve">- Attention ! Vous avez déclaré en s01q00 que le répondant est la personne elle-même, or FATOU THIOBANE est trop jeune (3 ans) pour fournir des informations correctes. Prière de refaire la section 1 pour FATOU THIOBANE en demandant à un adulte de répondre aux questions à sa place. </w:t>
-        <w:br/>
-        <w:t xml:space="preserve">- Attention ! Vous avez déclaré en s01q00 que le répondant est la personne elle-même, or MOUHAMED THIOBANE est trop jeune (1 ans) pour fournir des informations correctes. Prière de refaire la section 1 pour MOUHAMED THIOBANE en demandant à un adulte de répondre aux questions à sa place. </w:t>
-        <w:br/>
-        <w:t xml:space="preserve">- Attention ! Vous avez déclaré en s01q00 que le répondant est la personne elle-même, or OUSMANE FAYE est trop jeune (6 ans) pour fournir des informations correctes. Prière de refaire la section 1 pour OUSMANE FAYE en demandant à un adulte de répondre aux questions à sa place. </w:t>
-        <w:br/>
-        <w:t xml:space="preserve">- Attention ! Vous avez déclaré en s01q00 que le répondant est la personne elle-même, or SERIGNE ALPHA FAYE est trop jeune (4 ans) pour fournir des informations correctes. Prière de refaire la section 1 pour SERIGNE ALPHA FAYE en demandant à un adulte de répondre aux questions à sa place. </w:t>
-        <w:br/>
-        <w:t xml:space="preserve">- Attention ! Vous avez déclaré en s01q00 que le répondant est la personne elle-même, or SERIGNE BABACAR FAYE est trop jeune (1 ans) pour fournir des informations correctes. Prière de refaire la section 1 pour SERIGNE BABACAR FAYE en demandant à un adulte de répondre aux questions à sa place. </w:t>
-        <w:br/>
-        <w:t>- Attention ! Vous avez déclaré en s01q00 que le répondant est la personne elle-même, or YA AWA MBENGUE est trop jeune (9 ans) pour fournir des informations correctes. Prière de refaire la section 1 pour YA AWA MBENGUE en demandant à un adulte de répondre aux questions à sa place.</w:t>
-      </w:r>
-    </w:p>
-    <w:p>
-      <w:r>
-        <w:rPr>
-          <w:b/>
-          <w:color w:val="4672C4"/>
-          <w:sz w:val="22"/>
-        </w:rPr>
         <w:t>&gt;&gt; Section2 - Education</w:t>
       </w:r>
     </w:p>
@@ -4947,7 +4792,7 @@
         <w:rPr>
           <w:sz w:val="20"/>
         </w:rPr>
-        <w:t>- Avertissement!!! MODOU FAYE a demandé un crédit auprès d'une institution financière au cours des 12 derniers mois, qui a obtenu un crédit auprès d'une de ces institutions au cours des 12 derniers mois dit n'avoir pas beneficer de crédit immobilier. Veuillez vous rassurez réellement que la personne n'a pas affecté de crédit immobilier. Avertissement!!! MODOU FAYE est un Spécialistes de l'enseignement, non classés ailleurs qui travaille dans Entreprise Privée et est un Travailleur pour compte propre mais dit n'avoir pas de compte dans une banque classique, prière de vérifier auprès de l'enquêté (e) ou confirmer avec le QG.</w:t>
+        <w:t>- Avertissement!!! MODOU FAYE est un Spécialistes de l'enseignement, non classés ailleurs qui travaille dans Entreprise Privée et est un Travailleur pour compte propre mais dit n'avoir pas de compte dans une banque classique, prière de vérifier auprès de l'enquêté (e) ou confirmer avec le QG.</w:t>
       </w:r>
     </w:p>
     <w:p>
@@ -4968,7 +4813,7 @@
         <w:rPr>
           <w:sz w:val="20"/>
         </w:rPr>
-        <w:t>- Attention ! Le prix unitaire d'achat (200 Fcfa) de Poireau en Tas (Tres petit) est relativement élevé par rapport aux autres prix observés dans cette zone. Prière de corriger ou de confirmer avec le QG. Attention ! Le prix unitaire d'achat (25 Fcfa) de Citron en Pièce (Petit) est relativement faible par rapport aux autres prix observés dans cette zone. Prière de corriger ou de confirmer avec le QG. Attention ! Le prix unitaire d'achat (50 Fcfa) de Feuilles de  Haricot en Sachets (Petit) est relativement faible par rapport aux autres prix observés dans cette zone. Prière de corriger ou de confirmer avec le QG. Attention ! Le prix unitaire d'achat (50 Fcfa) de Manioc en tubercules en Morceau (Portion) (Petit) est relativement faible par rapport aux autres prix observés dans cette zone. Prière de corriger ou de confirmer avec le QG. Attention ! Soupçons de quantité anormale! Le ménage de MODOU FAYE avec une taille de 22 personnes a consommé 2.37 Sachets en Moyen de Sucre en poudre  qui est relativement élevé comme consommation par rapport à la condition de vie des autres ménages de même taille dans cette zone. Prière de corriger ou de confirmer avec le QG. Attention ! Soupçons de quantité anormale! Le ménage de MODOU FAYE avec une taille de 22 personnes a consommé 4.25 Kg en taille unique de Pomme de terre qui est relativement élevé comme consommation par rapport à la condition de vie des autres ménages de même taille dans cette zone. Prière de corriger ou de confirmer avec le QG. Avertissement!! La quantité (3.87 litre) du produit Huile de soja  consommée  par le ménage semble très élevé, prière de corriger ou confirmer avec le QG. Avertissement!!! Le ménage a consommé 7 Paquet Tres petit de Thé en sachet, cette quantité semble anormale pour une consommation des 7 derniers jours.Prière de corriger ou de confirmer avec le QG. Avertissement!! le prix unitaire (100 Fcfa) de Thé en sachet (unité: Paquet) de taille Tres petit est très faible ou élevé. Prière de corriger ou de confirmer avec le QG. Incohérence!! Dans ce ménage, chaque individus consomme par jour 12.03325 Kg  de cereale; Prière de revoir les quantités prises de ces produits. Le prix d'achat unitaire (1 Fcfa) de Escargots en Morceau (Portion) de taille Petit  est invraisemblable, prière de regarder les reponses prises dans les questions s07bq07a s07bq07b s07bq07c s07bq08 pour mieux corriger. Attention ! Le prix unitaire d'achat (1 Fcfa) de Escargots en Morceau (Portion) (Petit) est relativement faible par rapport aux autres prix observés dans cette zone. Prière de corriger ou de confirmer avec le QG.</w:t>
+        <w:t>- Attention ! Le prix unitaire d'achat (100 Fcfa) de Poireau en Tas (Tres petit) est relativement élevé par rapport aux autres prix observés dans cette zone. Prière de corriger ou de confirmer avec le QG. Attention ! Le prix unitaire d'achat (25 Fcfa) de Citron en Pièce (Petit) est relativement faible par rapport aux autres prix observés dans cette zone. Prière de corriger ou de confirmer avec le QG. Attention ! Le prix unitaire d'achat (300 Fcfa) de Lait concentré non-sucré en Pot (Petit) est relativement faible par rapport aux autres prix observés dans cette zone. Prière de corriger ou de confirmer avec le QG. Attention ! Le prix unitaire d'achat (50 Fcfa) de Feuilles de  Haricot en Sachets (Petit) est relativement faible par rapport aux autres prix observés dans cette zone. Prière de corriger ou de confirmer avec le QG. Attention ! Le prix unitaire d'achat (50 Fcfa) de Manioc en tubercules en Morceau (Portion) (Petit) est relativement faible par rapport aux autres prix observés dans cette zone. Prière de corriger ou de confirmer avec le QG. Attention ! Le prix unitaire d'achat (75 Fcfa) de Patate douce en Pièce (Petit) est relativement faible par rapport aux autres prix observés dans cette zone. Prière de corriger ou de confirmer avec le QG. Attention ! Soupçons de quantité anormale! Le ménage de MODOU FAYE avec une taille de 22 personnes a consommé 2.37 Sachets en Moyen de Sucre en poudre  qui est relativement élevé comme consommation par rapport à la condition de vie des autres ménages de même taille dans cette zone. Prière de corriger ou de confirmer avec le QG. Attention ! Soupçons de quantité anormale! Le ménage de MODOU FAYE avec une taille de 22 personnes a consommé 4.25 Kg en taille unique de Pomme de terre qui est relativement élevé comme consommation par rapport à la condition de vie des autres ménages de même taille dans cette zone. Prière de corriger ou de confirmer avec le QG. Avertissement!! La quantité (3.87 litre) du produit Huile de soja  consommée  par le ménage semble très élevé, prière de corriger ou confirmer avec le QG. Avertissement!!! Le ménage a consommé 7 Paquet Tres petit de Thé en sachet, cette quantité semble anormale pour une consommation des 7 derniers jours.Prière de corriger ou de confirmer avec le QG. Avertissement!! le prix unitaire (100 Fcfa) de Thé en sachet (unité: Paquet) de taille Tres petit est très faible ou élevé. Prière de corriger ou de confirmer avec le QG. Incohérence!! Dans ce ménage, chaque individus consomme par jour 20.81734 Kg  de cereale; Prière de revoir les quantités prises de ces produits. Le prix d'achat unitaire (1 Fcfa) de Escargots en Morceau (Portion) de taille Petit  est invraisemblable, prière de regarder les reponses prises dans les questions s07bq07a s07bq07b s07bq07c s07bq08 pour mieux corriger. Attention ! Le prix unitaire d'achat (1 Fcfa) de Escargots en Morceau (Portion) (Petit) est relativement faible par rapport aux autres prix observés dans cette zone. Prière de corriger ou de confirmer avec le QG.</w:t>
       </w:r>
     </w:p>
     <w:p>
@@ -4990,27 +4835,6 @@
           <w:sz w:val="20"/>
         </w:rPr>
         <w:t>- Peu plausible! le montant de la dépense pour Brosse à dents semble trop élevé. Veuillez, s'il vous plaît, confirmer cette information avec le QG ou la corriger.</w:t>
-      </w:r>
-    </w:p>
-    <w:p>
-      <w:r>
-        <w:rPr>
-          <w:b/>
-          <w:color w:val="4672C4"/>
-          <w:sz w:val="22"/>
-        </w:rPr>
-        <w:t>&gt;&gt; Section12 - Actifs du menage</w:t>
-      </w:r>
-    </w:p>
-    <w:p>
-      <w:pPr>
-        <w:ind w:left="283"/>
-      </w:pPr>
-      <w:r>
-        <w:rPr>
-          <w:sz w:val="20"/>
-        </w:rPr>
-        <w:t>- Le prix de revente de l'article  Foyers améliorés ne doit pas être égal 0 même si le ménage l'a reçu en cadeau prière de leurs aider à faire une estimations.</w:t>
       </w:r>
     </w:p>
     <w:p>
@@ -5484,28 +5308,7 @@
         <w:rPr>
           <w:sz w:val="20"/>
         </w:rPr>
-        <w:t>- Attention ! Le prix unitaire d'achat (1000 Fcfa) de Capitaine frais en Tas (Petit) est relativement élevé par rapport aux autres prix observés dans cette zone. Prière de corriger ou de confirmer avec le QG. Attention ! Le prix unitaire d'achat (1000 Fcfa) de Salade (laitue) en Tas (Moyen) est relativement élevé par rapport aux autres prix observés dans cette zone. Prière de corriger ou de confirmer avec le QG. Attention ! Le prix unitaire d'achat (13500 Fcfa) de Poisson frais type 11 en Pièce (Moyen) est relativement élevé par rapport aux autres prix observés dans cette zone. Prière de corriger ou de confirmer avec le QG. Attention ! Le prix unitaire d'achat (500 Fcfa) de Choux en Pièce (Moyen) est relativement élevé par rapport aux autres prix observés dans cette zone. Prière de corriger ou de confirmer avec le QG. Attention ! Le prix unitaire d'achat (75 Fcfa) de Aubergine   en Pièce (Petit) est relativement faible par rapport aux autres prix observés dans cette zone. Prière de corriger ou de confirmer avec le QG. Attention ! Le prix unitaire d'achat (83.33334 Fcfa) de Aubergine sauvage  en Pièce (Moyen) est relativement faible par rapport aux autres prix observés dans cette zone. Prière de corriger ou de confirmer avec le QG. Attention ! Le prix unitaire d'achat (83.33334 Fcfa) de Eau minérale/filtrée en bouteille locale en Bouteille 33cl (taille unique) est relativement faible par rapport aux autres prix observés dans cette zone. Prière de corriger ou de confirmer avec le QG. Attention ! Le prix unitaire d'achat (83.33334 Fcfa) de Manioc en tubercules en Morceau (Portion) (Petit) est relativement faible par rapport aux autres prix observés dans cette zone. Prière de corriger ou de confirmer avec le QG. Avertissement!! La quantité (4.5 litre) du produit Huile de palme raffinée consommée  par le ménage semble très élevé, prière de corriger ou confirmer avec le QG. Avertissement!! le prix unitaire (150 Fcfa) de Thé en sachet (unité: Sachets) de taille Tres petit est très faible ou élevé. Prière de corriger ou de confirmer avec le QG. Avertissement!!! Le ménage a consommé 0.12 Kg taille unique de Maïs en grain, cette quantité semble anormale pour une consommation des 7 derniers jours. prière de corriger ou de confirmer avec le QG. Le prix d'achat unitaire (1250 Fcfa) de Maïs en grain en Kg de taille taille unique semble élevé, prière de regarder les reponses prises dans les questions s07bq07a s07bq07b s07bq07c s07bq08 pour mieux corriger. Attention ! Le prix unitaire d'achat (1250 Fcfa) de Maïs en grain en Kg (taille unique) est relativement élevé par rapport aux autres prix observés dans cette zone. Prière de corriger ou de confirmer avec le QG.</w:t>
-      </w:r>
-    </w:p>
-    <w:p>
-      <w:r>
-        <w:rPr>
-          <w:b/>
-          <w:color w:val="4672C4"/>
-          <w:sz w:val="22"/>
-        </w:rPr>
-        <w:t>&gt;&gt; Section9c - Depenses non-alimentaires - 30 jours</w:t>
-      </w:r>
-    </w:p>
-    <w:p>
-      <w:pPr>
-        <w:ind w:left="283"/>
-      </w:pPr>
-      <w:r>
-        <w:rPr>
-          <w:sz w:val="20"/>
-        </w:rPr>
-        <w:t>- La dernière fois que vous avez acheté Salaire du personnel de maison (gardien, boy, chauffeur, cuisinier, etc. ) est Aide ménage et semble exister dans les modalités, prière de prendre attache avec le QG pour plus d'explication afin de la classer bien.</w:t>
+        <w:t>- Attention ! Le prix unitaire d'achat (1000 Fcfa) de Salade (laitue) en Tas (Moyen) est relativement élevé par rapport aux autres prix observés dans cette zone. Prière de corriger ou de confirmer avec le QG. Attention ! Le prix unitaire d'achat (13500 Fcfa) de Poisson frais type 11 en Pièce (Moyen) est relativement élevé par rapport aux autres prix observés dans cette zone. Prière de corriger ou de confirmer avec le QG. Attention ! Le prix unitaire d'achat (166.6667 Fcfa) de Patate douce en Pièce (Moyen) est relativement élevé par rapport aux autres prix observés dans cette zone. Prière de corriger ou de confirmer avec le QG. Attention ! Le prix unitaire d'achat (500 Fcfa) de Choux en Pièce (Moyen) est relativement élevé par rapport aux autres prix observés dans cette zone. Prière de corriger ou de confirmer avec le QG. Attention ! Le prix unitaire d'achat (83.33334 Fcfa) de Aubergine sauvage  en Pièce (Moyen) est relativement faible par rapport aux autres prix observés dans cette zone. Prière de corriger ou de confirmer avec le QG. Attention ! Le prix unitaire d'achat (83.33334 Fcfa) de Eau minérale/filtrée en bouteille locale en Bouteille 33cl (taille unique) est relativement faible par rapport aux autres prix observés dans cette zone. Prière de corriger ou de confirmer avec le QG. Attention ! Le prix unitaire d'achat (83.33334 Fcfa) de Manioc en tubercules en Morceau (Portion) (Petit) est relativement faible par rapport aux autres prix observés dans cette zone. Prière de corriger ou de confirmer avec le QG. Attention ! Soupçons de quantité anormale! Le ménage de PATHE NIANG avec une taille de 7 personnes a consommé 10 Pièce en taille unique de Fromage qui est relativement élevé comme consommation par rapport à la condition de vie des autres ménages de même taille dans cette zone. Prière de corriger ou de confirmer avec le QG. Avertissement!! La quantité (4.5 litre) du produit Huile de palme raffinée consommée  par le ménage semble très élevé, prière de corriger ou confirmer avec le QG. Avertissement!! le prix unitaire (150 Fcfa) de Thé en sachet (unité: Sachets) de taille Tres petit est très faible ou élevé. Prière de corriger ou de confirmer avec le QG. Avertissement!!! Le ménage a consommé 0.12 Kg taille unique de Maïs en grain, cette quantité semble anormale pour une consommation des 7 derniers jours. prière de corriger ou de confirmer avec le QG. Attention ! Le prix unitaire d'achat (833.3333 Fcfa) de Maïs en grain en Kg (taille unique) est relativement élevé par rapport aux autres prix observés dans cette zone. Prière de corriger ou de confirmer avec le QG.</w:t>
       </w:r>
     </w:p>
     <w:p>
@@ -5547,7 +5350,7 @@
         <w:rPr>
           <w:sz w:val="20"/>
         </w:rPr>
-        <w:t>- Avertissement!!! Le prix d'achat (500000) de l'article  Lit est inférieur aux prix de revente (600000)  avec l'âge du bien atteignant 1 ans. Prière de vérifier ou confirmer avec l'enquêté et mettre les bonnes valeurs après verification, s'il le faut. Attention ! Lit a été revendu à 600000 Fcfa qui est relativement élevé par rapport aux autres prix de revente observés dans cette zone. Prière de corriger ou de confirmer avec le QG.</w:t>
+        <w:t>- Attention ! Lit a été achété à 600000 Fcfa est relativement élevé par rapport aux autres prix d'achat observés dans cette zone. Prière de corriger ou de confirmer avec le QG.</w:t>
       </w:r>
     </w:p>
     <w:p>
@@ -5569,27 +5372,6 @@
           <w:sz w:val="20"/>
         </w:rPr>
         <w:t>- Avertissement!! Le ménage n'a été négativement affecté par aucun des problèmes donnés dans la section 14. Confirmez vous cette information avec le QG?</w:t>
-      </w:r>
-    </w:p>
-    <w:p>
-      <w:r>
-        <w:rPr>
-          <w:b/>
-          <w:color w:val="4672C4"/>
-          <w:sz w:val="22"/>
-        </w:rPr>
-        <w:t>&gt;&gt; Section15 - Filets sociaux</w:t>
-      </w:r>
-    </w:p>
-    <w:p>
-      <w:pPr>
-        <w:ind w:left="283"/>
-      </w:pPr>
-      <w:r>
-        <w:rPr>
-          <w:sz w:val="20"/>
-        </w:rPr>
-        <w:t>- Le temps que le ménage a réçu pour Soins gratuits pour les enfants de moins de 5 ans par jour semble incoherent. Prière de corriger.</w:t>
       </w:r>
     </w:p>
     <w:p>
@@ -5967,10 +5749,6 @@
         <w:rPr>
           <w:sz w:val="20"/>
         </w:rPr>
-        <w:t xml:space="preserve">- La raison principale pour laquelle que DIABA FAYE est venu vivre dans cette localité est demenage dans la concession de son mari et semble exister dans les modalités, prière de prendre attache avec le QG pour plus d'explication afin de la classer bien. </w:t>
-        <w:br/>
-        <w:t xml:space="preserve">- La raison principale pour laquelle que OMAR NDIAYE est venu vivre dans cette localité est demenagé dans sa propre concession et semble exister dans les modalités, prière de prendre attache avec le QG pour plus d'explication afin de la classer bien. Attention ! Le montant (7500 Fcfa) dépensé ou reçu en cadeau pour les cartes prépayées, les transferts de crédit et les abonnements de  OMAR NDIAYE est relativement élevé par rapport aux autres montants depansés observés dans cette zone. Prière de corriger ou de confirmer avec le QG. Attention ! Le montant (7400 Fcfa) dépensé ou reçu en cadeau pour les recharges internet ou de forfaits de données mobiles(hors appels vocaux), aucours des 30 derniers jours de  OMAR NDIAYE est relativement élevé par rapport aux autres montants depansés observés dans cette zone. Prière de corriger ou de confirmer avec le QG. </w:t>
-        <w:br/>
         <w:t>- Les informations sur l'acte de naissance (ni Jours, ni mois et ni années) de  SOPHIE NDIAYE  manquent, s'il vous plait pouvez-vous fournir d'effort pour avoir ces informations.</w:t>
       </w:r>
     </w:p>
@@ -6052,28 +5830,7 @@
         <w:rPr>
           <w:sz w:val="20"/>
         </w:rPr>
-        <w:t>- Attention ! Le prix unitaire d'achat (150 Fcfa) de Courge en Morceau (Portion) (Moyen) est relativement élevé par rapport aux autres prix observés dans cette zone. Prière de corriger ou de confirmer avec le QG. Avertissement!!! Le ménage a consommé 12 Cuillère Petit de Chocolat pâte à tartiner, cette quantité semble anormale pour une consommation des 7 derniers jours.Prière de corriger ou de confirmer avec le QG. Avertissement!!! Le ménage a consommé 7 Verre ( à thé) taille unique de Thé en sachet, cette quantité semble anormale pour une consommation des 7 derniers jours.Les ménages consomment géneralement en sachet ou en paquet, prière de corriger ou de confirmer avec le QG. Incohérence!! Dans ce ménage, chaque individus consomme par jour 20.84814 Kg  de cereale; Prière de revoir les quantités prises de ces produits. Incohérence!! Dans ce ménage, chaque individus consomme par jour 20.84814 Kg  de cereale; Prière de revoir les quantités prises de ces produits.</w:t>
-      </w:r>
-    </w:p>
-    <w:p>
-      <w:r>
-        <w:rPr>
-          <w:b/>
-          <w:color w:val="4672C4"/>
-          <w:sz w:val="22"/>
-        </w:rPr>
-        <w:t>&gt;&gt; Section11 - Caracteristiques logement</w:t>
-      </w:r>
-    </w:p>
-    <w:p>
-      <w:pPr>
-        <w:ind w:left="283"/>
-      </w:pPr>
-      <w:r>
-        <w:rPr>
-          <w:sz w:val="20"/>
-        </w:rPr>
-        <w:t>- Le montant (FCFA) du loyer mensuel payé pour un logement comme le votre dans ce village/quartier est trop élevé, Veuillez s'il vous plaît corriger cette information.</w:t>
+        <w:t>- Attention ! Le prix unitaire d'achat (125 Fcfa) de Patate douce en Pièce (Moyen) est relativement élevé par rapport aux autres prix observés dans cette zone. Prière de corriger ou de confirmer avec le QG. Attention ! Le prix unitaire d'achat (200 Fcfa) de Citron en Tas (Petit) est relativement élevé par rapport aux autres prix observés dans cette zone. Prière de corriger ou de confirmer avec le QG. Avertissement!!! Le ménage a consommé 12 Cuillère Petit de Chocolat pâte à tartiner, cette quantité semble anormale pour une consommation des 7 derniers jours.Prière de corriger ou de confirmer avec le QG. Avertissement!!! Le ménage a consommé 7 Verre ( à thé) taille unique de Thé en sachet, cette quantité semble anormale pour une consommation des 7 derniers jours.Les ménages consomment géneralement en sachet ou en paquet, prière de corriger ou de confirmer avec le QG. Incohérence!! Dans ce ménage, chaque individus consomme par jour 40.60886 Kg  de cereale; Prière de revoir les quantités prises de ces produits. Incohérence!! Dans ce ménage, chaque individus consomme par jour 40.60886 Kg  de cereale; Prière de revoir les quantités prises de ces produits.</w:t>
       </w:r>
     </w:p>
     <w:p>
@@ -6094,7 +5851,7 @@
         <w:rPr>
           <w:sz w:val="20"/>
         </w:rPr>
-        <w:t>- Avertissement!!! Le prix d'achat (150000) de l'article  Armoires et autres meubles est inférieur aux prix de revente (750000)  avec l'âge du bien atteignant 15 ans. Prière de vérifier ou confirmer avec l'enquêté et mettre les bonnes valeurs après verification, s'il le faut. Attention ! Armoires et autres meubles a été revendu à 750000 Fcfa qui est relativement élevé par rapport aux autres prix de revente observés dans cette zone. Prière de corriger ou de confirmer avec le QG.</w:t>
+        <w:t>- Attention ! Armoires et autres meubles a été achété à 750000 Fcfa est relativement élevé par rapport aux autres prix d'achat observés dans cette zone. Prière de corriger ou de confirmer avec le QG.</w:t>
       </w:r>
     </w:p>
     <w:p>
@@ -6482,27 +6239,6 @@
           <w:color w:val="4672C4"/>
           <w:sz w:val="22"/>
         </w:rPr>
-        <w:t>&gt;&gt; Section1 - Caracteristiques des membres</w:t>
-      </w:r>
-    </w:p>
-    <w:p>
-      <w:pPr>
-        <w:ind w:left="283"/>
-      </w:pPr>
-      <w:r>
-        <w:rPr>
-          <w:sz w:val="20"/>
-        </w:rPr>
-        <w:t>- Les informations sur l'acte de naissance (ni Jours, ni mois et ni années) de  DEMBA THIAM  manquent, s'il vous plait pouvez-vous fournir d'effort pour avoir ces informations.</w:t>
-      </w:r>
-    </w:p>
-    <w:p>
-      <w:r>
-        <w:rPr>
-          <w:b/>
-          <w:color w:val="4672C4"/>
-          <w:sz w:val="22"/>
-        </w:rPr>
         <w:t>&gt;&gt; Section2 - Education</w:t>
       </w:r>
     </w:p>
@@ -6566,49 +6302,7 @@
         <w:rPr>
           <w:sz w:val="20"/>
         </w:rPr>
-        <w:t>- Avertissement!!! Le ménage a consommé 5 Paquet Petit de Thé en sachet, cette quantité semble anormale pour une consommation des 7 derniers jours.Prière de corriger ou de confirmer avec le QG. Avertissement!! le prix unitaire (125 Fcfa) de Thé en sachet (unité: Paquet) de taille Petit est très faible ou élevé. Prière de corriger ou de confirmer avec le QG. Incohérence!! Dans ce ménage, chaque individus consomme par jour 33.74166 Kg  de cereale; Prière de revoir les quantités prises de ces produits.</w:t>
-      </w:r>
-    </w:p>
-    <w:p>
-      <w:r>
-        <w:rPr>
-          <w:b/>
-          <w:color w:val="4672C4"/>
-          <w:sz w:val="22"/>
-        </w:rPr>
-        <w:t>&gt;&gt; Section9a - Depenses de fetes et ceremonies</w:t>
-      </w:r>
-    </w:p>
-    <w:p>
-      <w:pPr>
-        <w:ind w:left="283"/>
-      </w:pPr>
-      <w:r>
-        <w:rPr>
-          <w:sz w:val="20"/>
-        </w:rPr>
-        <w:t>- La dépense en alimentation pour Magal  ne peut être 0. Veuillez s'il vous plaît revoir ce montant.</w:t>
-      </w:r>
-    </w:p>
-    <w:p>
-      <w:r>
-        <w:rPr>
-          <w:b/>
-          <w:color w:val="4672C4"/>
-          <w:sz w:val="22"/>
-        </w:rPr>
-        <w:t>&gt;&gt; Section11 - Caracteristiques logement</w:t>
-      </w:r>
-    </w:p>
-    <w:p>
-      <w:pPr>
-        <w:ind w:left="283"/>
-      </w:pPr>
-      <w:r>
-        <w:rPr>
-          <w:sz w:val="20"/>
-        </w:rPr>
-        <w:t>- Le principal mode d'évacuation des eaux usées du ménage est bassin de retention et semble exister dans les modalités, prière de prendre attache avec le QG pour plus d'explication afin de la classer bien.</w:t>
+        <w:t>- Attention ! Le prix unitaire d'achat (75 Fcfa) de Patate douce en Pièce (Petit) est relativement faible par rapport aux autres prix observés dans cette zone. Prière de corriger ou de confirmer avec le QG. Avertissement!!! Le ménage a consommé 5 Paquet Petit de Thé en sachet, cette quantité semble anormale pour une consommation des 7 derniers jours.Prière de corriger ou de confirmer avec le QG. Avertissement!! le prix unitaire (125 Fcfa) de Thé en sachet (unité: Paquet) de taille Petit est très faible ou élevé. Prière de corriger ou de confirmer avec le QG. Incohérence!! Dans ce ménage, chaque individus consomme par jour 62.15476 Kg  de cereale; Prière de revoir les quantités prises de ces produits.</w:t>
       </w:r>
     </w:p>
     <w:p>
@@ -7032,9 +6726,7 @@
         <w:rPr>
           <w:sz w:val="20"/>
         </w:rPr>
-        <w:t xml:space="preserve">- Avertissement!!!  ALIOUNE BADARA GUEYE  ne possède pas le téléphone android, a accès à l'internet , prière de confirmer cette information. </w:t>
-        <w:br/>
-        <w:t>- Attention ! Vous avez déclaré en s01q00 que le répondant est la personne elle-même, or SERIGNE SALIOU SENE est trop jeune (0 ans) pour fournir des informations correctes. Prière de refaire la section 1 pour SERIGNE SALIOU SENE en demandant à un adulte de répondre aux questions à sa place.</w:t>
+        <w:t>- Avertissement!!!  ALIOUNE BADARA GUEYE  ne possède pas le téléphone android, a accès à l'internet , prière de confirmer cette information.</w:t>
       </w:r>
     </w:p>
     <w:p>
@@ -7109,7 +6801,7 @@
         <w:rPr>
           <w:sz w:val="20"/>
         </w:rPr>
-        <w:t>- Attention ! Le prix unitaire d'achat (50 Fcfa) de Autres condiments (persil, céléri, etc.) en Tas (Petit) est relativement faible par rapport aux autres prix observés dans cette zone. Prière de corriger ou de confirmer avec le QG. Attention ! Le prix unitaire d'achat (500 Fcfa) de Vinaigre de citron  en Bouteille 1l (taille unique) est relativement faible par rapport aux autres prix observés dans cette zone. Prière de corriger ou de confirmer avec le QG. Attention ! Le prix unitaire d'achat (75 Fcfa) de Oignon frais en Pièce (Petit) est relativement élevé par rapport aux autres prix observés dans cette zone. Prière de corriger ou de confirmer avec le QG. Avertissement!!! Le ménage a consommé 5 Paquet Petit de Thé en sachet, cette quantité semble anormale pour une consommation des 7 derniers jours.Prière de corriger ou de confirmer avec le QG. Avertissement!! le prix unitaire (125 Fcfa) de Thé en sachet (unité: Paquet) de taille Petit est très faible ou élevé. Prière de corriger ou de confirmer avec le QG. Incohérence!! Dans ce ménage, chaque individus consomme par jour 33.52531 Kg  de cereale; Prière de revoir les quantités prises de ces produits.</w:t>
+        <w:t>- Attention ! Le prix unitaire d'achat (75 Fcfa) de Patate douce en Pièce (Petit) est relativement faible par rapport aux autres prix observés dans cette zone. Prière de corriger ou de confirmer avec le QG. Avertissement!!! Le ménage a consommé 5 Paquet Petit de Thé en sachet, cette quantité semble anormale pour une consommation des 7 derniers jours.Prière de corriger ou de confirmer avec le QG. Avertissement!! le prix unitaire (125 Fcfa) de Thé en sachet (unité: Paquet) de taille Petit est très faible ou élevé. Prière de corriger ou de confirmer avec le QG. Incohérence!! Dans ce ménage, chaque individus consomme par jour 86.37469 Kg  de cereale; Prière de revoir les quantités prises de ces produits.</w:t>
       </w:r>
     </w:p>
     <w:p>
@@ -7140,27 +6832,6 @@
           <w:color w:val="4672C4"/>
           <w:sz w:val="22"/>
         </w:rPr>
-        <w:t>&gt;&gt; Section11 - Caracteristiques logement</w:t>
-      </w:r>
-    </w:p>
-    <w:p>
-      <w:pPr>
-        <w:ind w:left="283"/>
-      </w:pPr>
-      <w:r>
-        <w:rPr>
-          <w:sz w:val="20"/>
-        </w:rPr>
-        <w:t>- Le principal mode d'évacuation des eaux usées du ménage est au bassin de retention et semble exister dans les modalités, prière de prendre attache avec le QG pour plus d'explication afin de la classer bien.</w:t>
-      </w:r>
-    </w:p>
-    <w:p>
-      <w:r>
-        <w:rPr>
-          <w:b/>
-          <w:color w:val="4672C4"/>
-          <w:sz w:val="22"/>
-        </w:rPr>
         <w:t>&gt;&gt; Section12 - Actifs du menage</w:t>
       </w:r>
     </w:p>
@@ -7173,27 +6844,6 @@
           <w:sz w:val="20"/>
         </w:rPr>
         <w:t>- Attention ! Fer à repasser à charbon a été revendu à 5000 Fcfa qui est relativement élevé par rapport aux autres prix de revente observés dans cette zone. Prière de corriger ou de confirmer avec le QG.</w:t>
-      </w:r>
-    </w:p>
-    <w:p>
-      <w:r>
-        <w:rPr>
-          <w:b/>
-          <w:color w:val="4672C4"/>
-          <w:sz w:val="22"/>
-        </w:rPr>
-        <w:t>&gt;&gt; Section13b - Transferta emis</w:t>
-      </w:r>
-    </w:p>
-    <w:p>
-      <w:pPr>
-        <w:ind w:left="283"/>
-      </w:pPr>
-      <w:r>
-        <w:rPr>
-          <w:sz w:val="20"/>
-        </w:rPr>
-        <w:t>- L'âge du béneficiaire d'argent dans la section 13b (Transfert emis) semble incoherent voir élévé, prière de verifier ou corriger.</w:t>
       </w:r>
     </w:p>
     <w:p>
